--- a/public/files/editableDocs/Huann Almeida PTBR.docx
+++ b/public/files/editableDocs/Huann Almeida PTBR.docx
@@ -84,6 +84,10 @@
     <w:p>
       <w:pPr>
         <w:spacing w:after="0" w:line="240" w:lineRule="auto"/>
+        <w:rPr>
+          <w:b/>
+          <w:bCs/>
+        </w:rPr>
       </w:pPr>
       <w:r>
         <w:t>João Pessoa/PB</w:t>
@@ -231,7 +235,21 @@
           <w:sz w:val="20"/>
           <w:szCs w:val="20"/>
         </w:rPr>
-        <w:t xml:space="preserve">Atuação também em automação de processos de negócio e RPA utilizando Python, convertendo fluxos manuais em soluções automatizadas de alta performance. Projetos desenvolvidos resultaram em reduções superiores a </w:t>
+        <w:t xml:space="preserve">Atuação </w:t>
+      </w:r>
+      <w:r>
+        <w:rPr>
+          <w:sz w:val="20"/>
+          <w:szCs w:val="20"/>
+        </w:rPr>
+        <w:t>e</w:t>
+      </w:r>
+      <w:r>
+        <w:rPr>
+          <w:sz w:val="20"/>
+          <w:szCs w:val="20"/>
+        </w:rPr>
+        <w:t xml:space="preserve">m automação de processos de negócio e RPA utilizando Python, convertendo fluxos manuais em soluções automatizadas de alta performance. Projetos desenvolvidos resultaram em reduções superiores a </w:t>
       </w:r>
       <w:r>
         <w:rPr>
@@ -288,23 +306,7 @@
           <w:sz w:val="20"/>
           <w:szCs w:val="20"/>
         </w:rPr>
-        <w:t xml:space="preserve">, participando de decisões arquiteturais, </w:t>
-      </w:r>
-      <w:proofErr w:type="spellStart"/>
-      <w:r>
-        <w:rPr>
-          <w:sz w:val="20"/>
-          <w:szCs w:val="20"/>
-        </w:rPr>
-        <w:t>mentorando</w:t>
-      </w:r>
-      <w:proofErr w:type="spellEnd"/>
-      <w:r>
-        <w:rPr>
-          <w:sz w:val="20"/>
-          <w:szCs w:val="20"/>
-        </w:rPr>
-        <w:t xml:space="preserve"> desenvolvedores e entregando aplicações SPA com foco em performance, escalabilidade e boas práticas de engenharia de software</w:t>
+        <w:t>, participando de decisões arquiteturais, mentorando desenvolvedores e entregando aplicações SPA com foco em performance, escalabilidade e boas práticas de engenharia de software</w:t>
       </w:r>
       <w:r>
         <w:rPr>
@@ -364,7 +366,23 @@
           <w:sz w:val="20"/>
           <w:szCs w:val="20"/>
         </w:rPr>
-        <w:t>, Typescript, Python</w:t>
+        <w:t xml:space="preserve">, </w:t>
+      </w:r>
+      <w:proofErr w:type="spellStart"/>
+      <w:r>
+        <w:rPr>
+          <w:sz w:val="20"/>
+          <w:szCs w:val="20"/>
+        </w:rPr>
+        <w:t>Typescript</w:t>
+      </w:r>
+      <w:proofErr w:type="spellEnd"/>
+      <w:r>
+        <w:rPr>
+          <w:sz w:val="20"/>
+          <w:szCs w:val="20"/>
+        </w:rPr>
+        <w:t>, Python</w:t>
       </w:r>
       <w:r>
         <w:rPr>
@@ -372,22 +390,72 @@
           <w:bCs/>
         </w:rPr>
         <w:br/>
-        <w:t xml:space="preserve">Front-end: </w:t>
-      </w:r>
-      <w:r>
-        <w:rPr>
-          <w:sz w:val="20"/>
-          <w:szCs w:val="20"/>
-        </w:rPr>
-        <w:t>React, Angular, Next.js, HTML5, CSS3, TailwindCSS</w:t>
-      </w:r>
+        <w:t>Front-</w:t>
+      </w:r>
+      <w:proofErr w:type="spellStart"/>
+      <w:r>
+        <w:rPr>
+          <w:b/>
+          <w:bCs/>
+        </w:rPr>
+        <w:t>end</w:t>
+      </w:r>
+      <w:proofErr w:type="spellEnd"/>
+      <w:r>
+        <w:rPr>
+          <w:b/>
+          <w:bCs/>
+        </w:rPr>
+        <w:t xml:space="preserve">: </w:t>
+      </w:r>
+      <w:proofErr w:type="spellStart"/>
+      <w:r>
+        <w:rPr>
+          <w:sz w:val="20"/>
+          <w:szCs w:val="20"/>
+        </w:rPr>
+        <w:t>React</w:t>
+      </w:r>
+      <w:proofErr w:type="spellEnd"/>
+      <w:r>
+        <w:rPr>
+          <w:sz w:val="20"/>
+          <w:szCs w:val="20"/>
+        </w:rPr>
+        <w:t xml:space="preserve">, Angular, Next.js, HTML5, CSS3, </w:t>
+      </w:r>
+      <w:proofErr w:type="spellStart"/>
+      <w:r>
+        <w:rPr>
+          <w:sz w:val="20"/>
+          <w:szCs w:val="20"/>
+        </w:rPr>
+        <w:t>TailwindCSS</w:t>
+      </w:r>
+      <w:proofErr w:type="spellEnd"/>
       <w:r>
         <w:rPr>
           <w:b/>
           <w:bCs/>
         </w:rPr>
         <w:br/>
-        <w:t xml:space="preserve">Back-end: </w:t>
+        <w:t>Back-</w:t>
+      </w:r>
+      <w:proofErr w:type="spellStart"/>
+      <w:r>
+        <w:rPr>
+          <w:b/>
+          <w:bCs/>
+        </w:rPr>
+        <w:t>end</w:t>
+      </w:r>
+      <w:proofErr w:type="spellEnd"/>
+      <w:r>
+        <w:rPr>
+          <w:b/>
+          <w:bCs/>
+        </w:rPr>
+        <w:t xml:space="preserve">: </w:t>
       </w:r>
       <w:r>
         <w:rPr>
@@ -417,7 +485,23 @@
           <w:sz w:val="20"/>
           <w:szCs w:val="20"/>
         </w:rPr>
-        <w:t>Clean Architecture, MVC, Arquitetura Modular</w:t>
+        <w:t xml:space="preserve">Clean </w:t>
+      </w:r>
+      <w:proofErr w:type="spellStart"/>
+      <w:r>
+        <w:rPr>
+          <w:sz w:val="20"/>
+          <w:szCs w:val="20"/>
+        </w:rPr>
+        <w:t>Architecture</w:t>
+      </w:r>
+      <w:proofErr w:type="spellEnd"/>
+      <w:r>
+        <w:rPr>
+          <w:sz w:val="20"/>
+          <w:szCs w:val="20"/>
+        </w:rPr>
+        <w:t>, MVC, Arquitetura Modular</w:t>
       </w:r>
       <w:r>
         <w:rPr>
@@ -447,7 +531,23 @@
           <w:sz w:val="20"/>
           <w:szCs w:val="20"/>
         </w:rPr>
-        <w:t xml:space="preserve">ORM (Prisma/Drizzle), </w:t>
+        <w:t>ORM (Prisma/</w:t>
+      </w:r>
+      <w:proofErr w:type="spellStart"/>
+      <w:r>
+        <w:rPr>
+          <w:sz w:val="20"/>
+          <w:szCs w:val="20"/>
+        </w:rPr>
+        <w:t>Drizzle</w:t>
+      </w:r>
+      <w:proofErr w:type="spellEnd"/>
+      <w:r>
+        <w:rPr>
+          <w:sz w:val="20"/>
+          <w:szCs w:val="20"/>
+        </w:rPr>
+        <w:t xml:space="preserve">), </w:t>
       </w:r>
       <w:r>
         <w:rPr>
@@ -470,14 +570,95 @@
           <w:b/>
           <w:bCs/>
         </w:rPr>
-        <w:t xml:space="preserve">Ferramentas &amp; DevOps: </w:t>
-      </w:r>
-      <w:r>
-        <w:rPr>
-          <w:sz w:val="20"/>
-          <w:szCs w:val="20"/>
-        </w:rPr>
-        <w:t>Git, GitHub, Docker, conceitos de CI/CD</w:t>
+        <w:t xml:space="preserve">Ferramentas &amp; </w:t>
+      </w:r>
+      <w:proofErr w:type="spellStart"/>
+      <w:r>
+        <w:rPr>
+          <w:b/>
+          <w:bCs/>
+        </w:rPr>
+        <w:t>DevOps</w:t>
+      </w:r>
+      <w:proofErr w:type="spellEnd"/>
+      <w:r>
+        <w:rPr>
+          <w:b/>
+          <w:bCs/>
+        </w:rPr>
+        <w:t xml:space="preserve">: </w:t>
+      </w:r>
+      <w:proofErr w:type="spellStart"/>
+      <w:r>
+        <w:rPr>
+          <w:sz w:val="20"/>
+          <w:szCs w:val="20"/>
+        </w:rPr>
+        <w:t>Git</w:t>
+      </w:r>
+      <w:proofErr w:type="spellEnd"/>
+      <w:r>
+        <w:rPr>
+          <w:sz w:val="20"/>
+          <w:szCs w:val="20"/>
+        </w:rPr>
+        <w:t>, GitHub, Docker,</w:t>
+      </w:r>
+      <w:r>
+        <w:t xml:space="preserve"> </w:t>
+      </w:r>
+      <w:r>
+        <w:rPr>
+          <w:sz w:val="20"/>
+          <w:szCs w:val="20"/>
+        </w:rPr>
+        <w:t>AI-</w:t>
+      </w:r>
+      <w:proofErr w:type="spellStart"/>
+      <w:r>
+        <w:rPr>
+          <w:sz w:val="20"/>
+          <w:szCs w:val="20"/>
+        </w:rPr>
+        <w:t>Assisted</w:t>
+      </w:r>
+      <w:proofErr w:type="spellEnd"/>
+      <w:r>
+        <w:rPr>
+          <w:sz w:val="20"/>
+          <w:szCs w:val="20"/>
+        </w:rPr>
+        <w:t xml:space="preserve"> </w:t>
+      </w:r>
+      <w:proofErr w:type="spellStart"/>
+      <w:r>
+        <w:rPr>
+          <w:sz w:val="20"/>
+          <w:szCs w:val="20"/>
+        </w:rPr>
+        <w:t>Coding</w:t>
+      </w:r>
+      <w:proofErr w:type="spellEnd"/>
+      <w:r>
+        <w:rPr>
+          <w:sz w:val="20"/>
+          <w:szCs w:val="20"/>
+        </w:rPr>
+        <w:t xml:space="preserve"> (Gemini CLI)</w:t>
+      </w:r>
+      <w:r>
+        <w:rPr>
+          <w:sz w:val="20"/>
+          <w:szCs w:val="20"/>
+        </w:rPr>
+        <w:t>,</w:t>
+      </w:r>
+      <w:r>
+        <w:rPr>
+          <w:sz w:val="20"/>
+          <w:szCs w:val="20"/>
+        </w:rPr>
+        <w:t xml:space="preserve"> conceitos de CI/CD</w:t>
       </w:r>
       <w:r>
         <w:rPr>
@@ -500,8 +681,17 @@
           <w:sz w:val="20"/>
           <w:szCs w:val="20"/>
         </w:rPr>
-        <w:t>Agile, Scrum, Kanban</w:t>
-      </w:r>
+        <w:t xml:space="preserve">Agile, Scrum, </w:t>
+      </w:r>
+      <w:proofErr w:type="spellStart"/>
+      <w:r>
+        <w:rPr>
+          <w:sz w:val="20"/>
+          <w:szCs w:val="20"/>
+        </w:rPr>
+        <w:t>Kanban</w:t>
+      </w:r>
+      <w:proofErr w:type="spellEnd"/>
       <w:r>
         <w:rPr>
           <w:b/>
@@ -600,18 +790,27 @@
           <w:b/>
           <w:bCs/>
         </w:rPr>
-        <w:t>Editora Construir</w:t>
-      </w:r>
-      <w:r>
-        <w:t xml:space="preserve"> |</w:t>
-      </w:r>
-      <w:r>
+        <w:t>Editora Construir |</w:t>
+      </w:r>
+      <w:r>
+        <w:rPr>
+          <w:b/>
+          <w:bCs/>
+        </w:rPr>
         <w:t xml:space="preserve"> João Pessoa</w:t>
       </w:r>
       <w:r>
+        <w:rPr>
+          <w:b/>
+          <w:bCs/>
+        </w:rPr>
         <w:t>/</w:t>
       </w:r>
       <w:r>
+        <w:rPr>
+          <w:b/>
+          <w:bCs/>
+        </w:rPr>
         <w:t>PB</w:t>
       </w:r>
     </w:p>
@@ -682,6 +881,8 @@
       <w:pPr>
         <w:spacing w:before="240" w:after="0" w:line="276" w:lineRule="auto"/>
         <w:rPr>
+          <w:b/>
+          <w:bCs/>
           <w:lang w:val="en-US"/>
         </w:rPr>
       </w:pPr>
@@ -737,18 +938,24 @@
       <w:bookmarkEnd w:id="1"/>
       <w:r>
         <w:rPr>
+          <w:b/>
+          <w:bCs/>
           <w:lang w:val="en-US"/>
         </w:rPr>
         <w:t xml:space="preserve"> |</w:t>
       </w:r>
       <w:r>
         <w:rPr>
+          <w:b/>
+          <w:bCs/>
           <w:lang w:val="en-US"/>
         </w:rPr>
         <w:t xml:space="preserve"> </w:t>
       </w:r>
       <w:r>
         <w:rPr>
+          <w:b/>
+          <w:bCs/>
           <w:lang w:val="en-US"/>
         </w:rPr>
         <w:t>remoto</w:t>
@@ -781,24 +988,33 @@
           <w:sz w:val="20"/>
           <w:szCs w:val="20"/>
         </w:rPr>
-        <w:t xml:space="preserve">Conduzi o processo de </w:t>
-      </w:r>
-      <w:r>
-        <w:rPr>
-          <w:i/>
-          <w:iCs/>
-          <w:sz w:val="20"/>
-          <w:szCs w:val="20"/>
-        </w:rPr>
-        <w:t>code review</w:t>
-      </w:r>
-      <w:r>
-        <w:rPr>
-          <w:sz w:val="20"/>
-          <w:szCs w:val="20"/>
-        </w:rPr>
-        <w:t xml:space="preserve"> e as definições arquiteturais, garantindo a padronização do código e a adoção de boas práticas de engenharia de software</w:t>
-      </w:r>
+        <w:t xml:space="preserve">Geri o processo de </w:t>
+      </w:r>
+      <w:proofErr w:type="spellStart"/>
+      <w:r>
+        <w:rPr>
+          <w:sz w:val="20"/>
+          <w:szCs w:val="20"/>
+        </w:rPr>
+        <w:t>code</w:t>
+      </w:r>
+      <w:proofErr w:type="spellEnd"/>
+      <w:r>
+        <w:rPr>
+          <w:sz w:val="20"/>
+          <w:szCs w:val="20"/>
+        </w:rPr>
+        <w:t xml:space="preserve"> review, diminuindo o retorno de bugs na sprint e garantindo a entrega ágil de </w:t>
+      </w:r>
+      <w:proofErr w:type="spellStart"/>
+      <w:r>
+        <w:rPr>
+          <w:sz w:val="20"/>
+          <w:szCs w:val="20"/>
+        </w:rPr>
+        <w:t>SPAs</w:t>
+      </w:r>
+      <w:proofErr w:type="spellEnd"/>
       <w:r>
         <w:rPr>
           <w:sz w:val="20"/>
@@ -825,6 +1041,8 @@
       <w:pPr>
         <w:spacing w:before="240" w:after="0" w:line="276" w:lineRule="auto"/>
         <w:rPr>
+          <w:b/>
+          <w:bCs/>
           <w:lang w:val="en-US"/>
         </w:rPr>
       </w:pPr>
@@ -866,24 +1084,22 @@
           <w:bCs/>
           <w:lang w:val="en-US"/>
         </w:rPr>
-        <w:t>Skill Labs</w:t>
-      </w:r>
-      <w:r>
-        <w:rPr>
-          <w:lang w:val="en-US"/>
-        </w:rPr>
-        <w:t xml:space="preserve"> </w:t>
+        <w:t xml:space="preserve">Skill Labs </w:t>
       </w:r>
       <w:bookmarkStart w:id="2" w:name="_qapvr1v5dben" w:colFirst="0" w:colLast="0"/>
       <w:bookmarkEnd w:id="2"/>
       <w:r>
         <w:rPr>
+          <w:b/>
+          <w:bCs/>
           <w:lang w:val="en-US"/>
         </w:rPr>
         <w:t>|</w:t>
       </w:r>
       <w:r>
         <w:rPr>
+          <w:b/>
+          <w:bCs/>
           <w:lang w:val="en-US"/>
         </w:rPr>
         <w:t xml:space="preserve"> remoto</w:t>
@@ -968,6 +1184,8 @@
       <w:pPr>
         <w:spacing w:before="240" w:after="0" w:line="276" w:lineRule="auto"/>
         <w:rPr>
+          <w:b/>
+          <w:bCs/>
           <w:lang w:val="en-US"/>
         </w:rPr>
       </w:pPr>
@@ -1029,24 +1247,32 @@
       </w:r>
       <w:r>
         <w:rPr>
+          <w:b/>
+          <w:bCs/>
           <w:lang w:val="en-US"/>
         </w:rPr>
         <w:t xml:space="preserve"> |</w:t>
       </w:r>
       <w:r>
         <w:rPr>
+          <w:b/>
+          <w:bCs/>
           <w:lang w:val="en-US"/>
         </w:rPr>
         <w:t xml:space="preserve"> </w:t>
       </w:r>
       <w:bookmarkStart w:id="5" w:name="_6id1kan1kqkt" w:colFirst="0" w:colLast="0"/>
       <w:bookmarkEnd w:id="5"/>
-      <w:r>
-        <w:rPr>
+      <w:proofErr w:type="spellStart"/>
+      <w:r>
+        <w:rPr>
+          <w:b/>
+          <w:bCs/>
           <w:lang w:val="en-US"/>
         </w:rPr>
-        <w:t>remoto.</w:t>
-      </w:r>
+        <w:t>remoto</w:t>
+      </w:r>
+      <w:proofErr w:type="spellEnd"/>
     </w:p>
     <w:bookmarkEnd w:id="4"/>
     <w:p>
@@ -1167,30 +1393,23 @@
           <w:sz w:val="20"/>
           <w:szCs w:val="20"/>
         </w:rPr>
-        <w:t xml:space="preserve">Desenvolvimento de uma aplicação de alta complexidade utilizando React e </w:t>
-      </w:r>
-      <w:r>
-        <w:rPr>
-          <w:sz w:val="20"/>
-          <w:szCs w:val="20"/>
-        </w:rPr>
-        <w:t>Typescript</w:t>
-      </w:r>
-      <w:r>
-        <w:rPr>
-          <w:sz w:val="20"/>
-          <w:szCs w:val="20"/>
-        </w:rPr>
-        <w:t xml:space="preserve">, focada em interfaces responsivas e gerenciamento de estado avançado. Implementação de componentes reutilizáveis e consumo de APIs seguindo princípios de </w:t>
-      </w:r>
-      <w:r>
-        <w:rPr>
-          <w:b/>
-          <w:bCs/>
-          <w:sz w:val="20"/>
-          <w:szCs w:val="20"/>
-        </w:rPr>
-        <w:t>Clean Architecture</w:t>
+        <w:t xml:space="preserve">Desenvolvi uma SPA em </w:t>
+      </w:r>
+      <w:proofErr w:type="spellStart"/>
+      <w:r>
+        <w:rPr>
+          <w:sz w:val="20"/>
+          <w:szCs w:val="20"/>
+        </w:rPr>
+        <w:t>React</w:t>
+      </w:r>
+      <w:proofErr w:type="spellEnd"/>
+      <w:r>
+        <w:rPr>
+          <w:sz w:val="20"/>
+          <w:szCs w:val="20"/>
+        </w:rPr>
+        <w:t xml:space="preserve"> capaz de lidar com atualizações em tempo real, otimizando a renderização para suportar estados complexos de múltiplos usuários</w:t>
       </w:r>
       <w:r>
         <w:rPr>
@@ -1262,71 +1481,30 @@
           <w:sz w:val="20"/>
           <w:szCs w:val="20"/>
         </w:rPr>
-        <w:t xml:space="preserve">Criação de uma arquitetura robusta para APIs utilizando </w:t>
-      </w:r>
-      <w:r>
-        <w:rPr>
-          <w:b/>
-          <w:bCs/>
-          <w:sz w:val="20"/>
-          <w:szCs w:val="20"/>
-        </w:rPr>
-        <w:t>Node.js</w:t>
-      </w:r>
-      <w:r>
-        <w:rPr>
-          <w:sz w:val="20"/>
-          <w:szCs w:val="20"/>
-        </w:rPr>
-        <w:t xml:space="preserve"> e </w:t>
-      </w:r>
-      <w:r>
-        <w:rPr>
-          <w:b/>
-          <w:bCs/>
-          <w:sz w:val="20"/>
-          <w:szCs w:val="20"/>
-        </w:rPr>
-        <w:t>Typescript</w:t>
-      </w:r>
-      <w:r>
-        <w:rPr>
-          <w:sz w:val="20"/>
-          <w:szCs w:val="20"/>
-        </w:rPr>
-        <w:t xml:space="preserve">, com foco em modularidade e facilidade de manutenção. Uso de </w:t>
-      </w:r>
-      <w:r>
-        <w:rPr>
-          <w:b/>
-          <w:bCs/>
-          <w:sz w:val="20"/>
-          <w:szCs w:val="20"/>
-        </w:rPr>
-        <w:t>PostgreSQL</w:t>
-      </w:r>
-      <w:r>
-        <w:rPr>
-          <w:sz w:val="20"/>
-          <w:szCs w:val="20"/>
-        </w:rPr>
-        <w:t xml:space="preserve"> e ORMs (</w:t>
-      </w:r>
-      <w:r>
-        <w:rPr>
-          <w:b/>
-          <w:bCs/>
-          <w:sz w:val="20"/>
-          <w:szCs w:val="20"/>
-        </w:rPr>
-        <w:t>Prisma/Drizzle</w:t>
-      </w:r>
-      <w:r>
-        <w:rPr>
-          <w:sz w:val="20"/>
-          <w:szCs w:val="20"/>
-        </w:rPr>
-        <w:t>) para modelagem de dados relacional e persistência segura.</w:t>
+        <w:t>Criei uma arquitetura Node.js modular utilizando Prisma/</w:t>
+      </w:r>
+      <w:proofErr w:type="spellStart"/>
+      <w:r>
+        <w:rPr>
+          <w:sz w:val="20"/>
+          <w:szCs w:val="20"/>
+        </w:rPr>
+        <w:t>Drizzle</w:t>
+      </w:r>
+      <w:proofErr w:type="spellEnd"/>
+      <w:r>
+        <w:rPr>
+          <w:sz w:val="20"/>
+          <w:szCs w:val="20"/>
+        </w:rPr>
+        <w:t>, reduzindo o tempo de setup inicial de novos projetos de dias para apenas algumas horas</w:t>
+      </w:r>
+      <w:r>
+        <w:rPr>
+          <w:sz w:val="20"/>
+          <w:szCs w:val="20"/>
+        </w:rPr>
+        <w:t>.</w:t>
       </w:r>
     </w:p>
     <w:p>
@@ -1474,23 +1652,73 @@
           <w:sz w:val="20"/>
           <w:szCs w:val="20"/>
         </w:rPr>
-        <w:t xml:space="preserve">Ecossistema de automações desenvolvido em Python para transformar fluxos manuais de negócio em processos automatizados. Utilizando abordagem AI-Assisted com </w:t>
+        <w:t xml:space="preserve">Desenvolvimento de </w:t>
       </w:r>
       <w:proofErr w:type="spellStart"/>
       <w:r>
         <w:rPr>
-          <w:sz w:val="20"/>
-          <w:szCs w:val="20"/>
-        </w:rPr>
-        <w:t>LLMs</w:t>
+          <w:b/>
+          <w:bCs/>
+          <w:sz w:val="20"/>
+          <w:szCs w:val="20"/>
+        </w:rPr>
+        <w:t>Agentic</w:t>
       </w:r>
       <w:proofErr w:type="spellEnd"/>
       <w:r>
         <w:rPr>
-          <w:sz w:val="20"/>
-          <w:szCs w:val="20"/>
-        </w:rPr>
-        <w:t>, foram implementadas soluções de extração inteligente de dados, processamento automatizado e geração de relatórios.</w:t>
+          <w:b/>
+          <w:bCs/>
+          <w:sz w:val="20"/>
+          <w:szCs w:val="20"/>
+        </w:rPr>
+        <w:t xml:space="preserve"> Workflows</w:t>
+      </w:r>
+      <w:r>
+        <w:rPr>
+          <w:sz w:val="20"/>
+          <w:szCs w:val="20"/>
+        </w:rPr>
+        <w:t xml:space="preserve"> em Python para automação de processos de negócio. Utilização de </w:t>
+      </w:r>
+      <w:r>
+        <w:rPr>
+          <w:b/>
+          <w:bCs/>
+          <w:sz w:val="20"/>
+          <w:szCs w:val="20"/>
+        </w:rPr>
+        <w:t>Engenharia de Prompt</w:t>
+      </w:r>
+      <w:r>
+        <w:rPr>
+          <w:sz w:val="20"/>
+          <w:szCs w:val="20"/>
+        </w:rPr>
+        <w:t xml:space="preserve"> com </w:t>
+      </w:r>
+      <w:r>
+        <w:rPr>
+          <w:b/>
+          <w:bCs/>
+          <w:sz w:val="20"/>
+          <w:szCs w:val="20"/>
+        </w:rPr>
+        <w:t>modelos Gemini</w:t>
+      </w:r>
+      <w:r>
+        <w:rPr>
+          <w:sz w:val="20"/>
+          <w:szCs w:val="20"/>
+        </w:rPr>
+        <w:t xml:space="preserve"> para extração de dados estruturados (formato JSON) a partir de documentos, integrando as saídas da IA diretamente em sistemas legados. Resultou em soluções autônomas de triagem e geração de relatórios</w:t>
+      </w:r>
+      <w:r>
+        <w:rPr>
+          <w:sz w:val="20"/>
+          <w:szCs w:val="20"/>
+        </w:rPr>
+        <w:t>.</w:t>
       </w:r>
     </w:p>
     <w:p>
@@ -1525,7 +1753,23 @@
           <w:sz w:val="20"/>
           <w:szCs w:val="20"/>
         </w:rPr>
-        <w:t xml:space="preserve">Stack: Python, Regex, PDF </w:t>
+        <w:t xml:space="preserve">Stack: Python, </w:t>
+      </w:r>
+      <w:proofErr w:type="spellStart"/>
+      <w:r>
+        <w:rPr>
+          <w:sz w:val="20"/>
+          <w:szCs w:val="20"/>
+        </w:rPr>
+        <w:t>Regex</w:t>
+      </w:r>
+      <w:proofErr w:type="spellEnd"/>
+      <w:r>
+        <w:rPr>
+          <w:sz w:val="20"/>
+          <w:szCs w:val="20"/>
+        </w:rPr>
+        <w:t xml:space="preserve">, PDF </w:t>
       </w:r>
       <w:proofErr w:type="spellStart"/>
       <w:r>
@@ -1961,20 +2205,18 @@
       <w:r>
         <w:t xml:space="preserve"> </w:t>
       </w:r>
-      <w:r>
-        <w:rPr>
-          <w:b/>
-          <w:bCs/>
-        </w:rPr>
-        <w:t xml:space="preserve">Wyden </w:t>
-      </w:r>
-      <w:r>
-        <w:t>(em andamento)</w:t>
-      </w:r>
+      <w:proofErr w:type="spellStart"/>
+      <w:r>
+        <w:rPr>
+          <w:b/>
+          <w:bCs/>
+        </w:rPr>
+        <w:t>Wyden</w:t>
+      </w:r>
+      <w:proofErr w:type="spellEnd"/>
     </w:p>
     <w:p>
       <w:pPr>
-        <w:spacing w:after="0" w:line="276" w:lineRule="auto"/>
         <w:rPr>
           <w:sz w:val="20"/>
           <w:szCs w:val="20"/>
@@ -1986,6 +2228,222 @@
           <w:szCs w:val="20"/>
         </w:rPr>
         <w:t>Estudos focados em algoritmos, lógica, estrutura de dados, análise de requisitos e desenvolvimento web com tecnologias modernas.</w:t>
+      </w:r>
+    </w:p>
+    <w:p>
+      <w:pPr>
+        <w:spacing w:before="240" w:after="0" w:line="276" w:lineRule="auto"/>
+      </w:pPr>
+      <w:r>
+        <w:rPr>
+          <w:b/>
+          <w:bCs/>
+        </w:rPr>
+        <w:t>(202</w:t>
+      </w:r>
+      <w:r>
+        <w:rPr>
+          <w:b/>
+          <w:bCs/>
+        </w:rPr>
+        <w:t>6</w:t>
+      </w:r>
+      <w:r>
+        <w:rPr>
+          <w:b/>
+          <w:bCs/>
+        </w:rPr>
+        <w:t xml:space="preserve"> – 202</w:t>
+      </w:r>
+      <w:r>
+        <w:rPr>
+          <w:b/>
+          <w:bCs/>
+        </w:rPr>
+        <w:t>7</w:t>
+      </w:r>
+      <w:r>
+        <w:rPr>
+          <w:b/>
+          <w:bCs/>
+        </w:rPr>
+        <w:t xml:space="preserve">) </w:t>
+      </w:r>
+      <w:r>
+        <w:rPr>
+          <w:b/>
+          <w:bCs/>
+        </w:rPr>
+        <w:t xml:space="preserve">MBA em </w:t>
+      </w:r>
+      <w:r>
+        <w:rPr>
+          <w:b/>
+          <w:bCs/>
+        </w:rPr>
+        <w:t>Engenharia de Software</w:t>
+      </w:r>
+      <w:r>
+        <w:rPr>
+          <w:b/>
+          <w:bCs/>
+        </w:rPr>
+        <w:t xml:space="preserve"> </w:t>
+      </w:r>
+      <w:r>
+        <w:rPr>
+          <w:b/>
+          <w:bCs/>
+        </w:rPr>
+        <w:t>|</w:t>
+      </w:r>
+      <w:r>
+        <w:t xml:space="preserve"> </w:t>
+      </w:r>
+      <w:r>
+        <w:rPr>
+          <w:b/>
+          <w:bCs/>
+        </w:rPr>
+        <w:t>FAMEF</w:t>
+      </w:r>
+    </w:p>
+    <w:p>
+      <w:pPr>
+        <w:rPr>
+          <w:sz w:val="20"/>
+          <w:szCs w:val="20"/>
+        </w:rPr>
+      </w:pPr>
+      <w:r>
+        <w:rPr>
+          <w:sz w:val="20"/>
+          <w:szCs w:val="20"/>
+        </w:rPr>
+        <w:t>Foco no Ciclo de Vida de Software, engenharia de requisitos, modelagem orientada a objetos (UML), testes unitários e qualidade de software</w:t>
+      </w:r>
+      <w:r>
+        <w:rPr>
+          <w:sz w:val="20"/>
+          <w:szCs w:val="20"/>
+        </w:rPr>
+        <w:t>.</w:t>
+      </w:r>
+    </w:p>
+    <w:p>
+      <w:pPr>
+        <w:spacing w:before="240" w:after="0" w:line="276" w:lineRule="auto"/>
+      </w:pPr>
+      <w:r>
+        <w:rPr>
+          <w:b/>
+          <w:bCs/>
+        </w:rPr>
+        <w:t>(202</w:t>
+      </w:r>
+      <w:r>
+        <w:rPr>
+          <w:b/>
+          <w:bCs/>
+        </w:rPr>
+        <w:t>6</w:t>
+      </w:r>
+      <w:r>
+        <w:rPr>
+          <w:b/>
+          <w:bCs/>
+        </w:rPr>
+        <w:t xml:space="preserve"> – 202</w:t>
+      </w:r>
+      <w:r>
+        <w:rPr>
+          <w:b/>
+          <w:bCs/>
+        </w:rPr>
+        <w:t>7</w:t>
+      </w:r>
+      <w:r>
+        <w:rPr>
+          <w:b/>
+          <w:bCs/>
+        </w:rPr>
+        <w:t xml:space="preserve">) </w:t>
+      </w:r>
+      <w:r>
+        <w:rPr>
+          <w:b/>
+          <w:bCs/>
+        </w:rPr>
+        <w:t xml:space="preserve">MBA em </w:t>
+      </w:r>
+      <w:r>
+        <w:rPr>
+          <w:b/>
+          <w:bCs/>
+        </w:rPr>
+        <w:t>Cibersegurança</w:t>
+      </w:r>
+      <w:r>
+        <w:rPr>
+          <w:b/>
+          <w:bCs/>
+        </w:rPr>
+        <w:t xml:space="preserve"> </w:t>
+      </w:r>
+      <w:r>
+        <w:rPr>
+          <w:b/>
+          <w:bCs/>
+        </w:rPr>
+        <w:t>|</w:t>
+      </w:r>
+      <w:r>
+        <w:t xml:space="preserve"> </w:t>
+      </w:r>
+      <w:r>
+        <w:rPr>
+          <w:b/>
+          <w:bCs/>
+        </w:rPr>
+        <w:t>FAMEF</w:t>
+      </w:r>
+    </w:p>
+    <w:p>
+      <w:pPr>
+        <w:rPr>
+          <w:sz w:val="20"/>
+          <w:szCs w:val="20"/>
+        </w:rPr>
+      </w:pPr>
+      <w:r>
+        <w:rPr>
+          <w:sz w:val="20"/>
+          <w:szCs w:val="20"/>
+        </w:rPr>
+        <w:t xml:space="preserve">Foco em desenvolvimento seguro (OWASP, SDLC), cultura </w:t>
+      </w:r>
+      <w:proofErr w:type="spellStart"/>
+      <w:r>
+        <w:rPr>
+          <w:sz w:val="20"/>
+          <w:szCs w:val="20"/>
+        </w:rPr>
+        <w:t>DevSecOps</w:t>
+      </w:r>
+      <w:proofErr w:type="spellEnd"/>
+      <w:r>
+        <w:rPr>
+          <w:sz w:val="20"/>
+          <w:szCs w:val="20"/>
+        </w:rPr>
+        <w:t>, segurança em Cloud (AWS) e gestão de vulnerabilidades</w:t>
+      </w:r>
+      <w:r>
+        <w:rPr>
+          <w:sz w:val="20"/>
+          <w:szCs w:val="20"/>
+        </w:rPr>
+        <w:t>.</w:t>
       </w:r>
     </w:p>
     <w:p>
